--- a/docs/pilot-study/manuscripts/submission_v2.44/tables/Tables1-3.docx
+++ b/docs/pilot-study/manuscripts/submission_v2.44/tables/Tables1-3.docx
@@ -85,7 +85,7 @@
           </w:tcPr>
           <w:p>
             <w:r>
-              <w:t>過大なABGを避ける（≤15 dB）。程度は聴力像に非反映</w:t>
+              <w:t>過大なABGを避ける（≤10 dB）。程度は聴力像に非反映</w:t>
             </w:r>
           </w:p>
         </w:tc>
